--- a/work/rendered-corrections/f2-sochi.docx
+++ b/work/rendered-corrections/f2-sochi.docx
@@ -172,6 +172,7 @@
                 <w:color w:val="EE0000"/>
                 <w:sz w:val="22"/>
                 <w:szCs w:val="22"/>
+                <w:lang w:val="en-US"/>
               </w:rPr>
             </w:pPr>
             <w:r>
@@ -181,17 +182,7 @@
                 <w:bCs/>
                 <w:sz w:val="22"/>
                 <w:szCs w:val="22"/>
-              </w:rPr>
-              <w:t xml:space="preserve"/>
-            </w:r>
-            <w:r>
-              <w:rPr>
-                <w:rFonts w:ascii="Trebuchet MS" w:hAnsi="Trebuchet MS"/>
-                <w:b/>
-                <w:bCs/>
-                <w:color w:val="EE0000"/>
-                <w:sz w:val="22"/>
-                <w:szCs w:val="22"/>
+                <w:lang w:val="en-US"/>
               </w:rPr>
               <w:t/>
             </w:r>
@@ -203,9 +194,10 @@
                 <w:rFonts w:ascii="Trebuchet MS" w:hAnsi="Trebuchet MS"/>
                 <w:b/>
                 <w:bCs/>
-                <w:color w:val="EE0000"/>
+                <w:color w:val="000000" w:themeColor="text1"/>
                 <w:sz w:val="22"/>
                 <w:szCs w:val="22"/>
+                <w:lang w:val="en-US"/>
               </w:rPr>
             </w:pPr>
             <w:r>
@@ -213,16 +205,20 @@
                 <w:rFonts w:ascii="Trebuchet MS" w:hAnsi="Trebuchet MS"/>
                 <w:b/>
                 <w:bCs/>
-                <w:color w:val="EE0000"/>
+                <w:color w:val="000000" w:themeColor="text1"/>
                 <w:sz w:val="22"/>
                 <w:szCs w:val="22"/>
+                <w:lang w:val="en-US"/>
               </w:rPr>
-              <w:t xml:space="preserve"/>
+              <w:t/>
             </w:r>
           </w:p>
           <w:p>
             <w:pPr>
               <w:jc w:val="center"/>
+              <w:rPr>
+                <w:lang w:val="en-US"/>
+              </w:rPr>
             </w:pPr>
           </w:p>
         </w:tc>
@@ -230,7 +226,13 @@
           <w:tcPr>
             <w:tcW w:w="1528" w:type="dxa"/>
           </w:tcPr>
-          <w:p/>
+          <w:p>
+            <w:pPr>
+              <w:rPr>
+                <w:lang w:val="en-US"/>
+              </w:rPr>
+            </w:pPr>
+          </w:p>
         </w:tc>
         <w:tc>
           <w:tcPr>
@@ -461,6 +463,71 @@
         </w:tc>
       </w:tr>
     </w:tbl>
+    <w:tbl>
+      <w:tblPr>
+        <w:tblStyle w:val="ac"/>
+        <w:tblW w:w="4536" w:type="dxa"/>
+        <w:tblBorders>
+          <w:top w:val="none" w:sz="0" w:space="0" w:color="auto"/>
+          <w:left w:val="none" w:sz="0" w:space="0" w:color="auto"/>
+          <w:bottom w:val="none" w:sz="0" w:space="0" w:color="auto"/>
+          <w:right w:val="none" w:sz="0" w:space="0" w:color="auto"/>
+          <w:insideH w:val="none" w:sz="0" w:space="0" w:color="auto"/>
+          <w:insideV w:val="none" w:sz="0" w:space="0" w:color="auto"/>
+        </w:tblBorders>
+        <w:tblLook w:val="04A0" w:firstRow="1" w:lastRow="0" w:firstColumn="1" w:lastColumn="0" w:noHBand="0" w:noVBand="1"/>
+      </w:tblPr>
+      <w:tblGrid>
+        <w:gridCol w:w="950"/>
+        <w:gridCol w:w="1455"/>
+        <w:gridCol w:w="441"/>
+        <w:gridCol w:w="1690"/>
+      </w:tblGrid>
+      <w:tr>
+        <w:trPr>
+          <w:trHeight w:val="247"/>
+        </w:trPr>
+        <w:tc>
+          <w:tcPr>
+            <w:tcW w:w="950" w:type="dxa"/>
+          </w:tcPr>
+          <w:p>
+            <w:r>
+              <w:t>Исх.№</w:t>
+            </w:r>
+          </w:p>
+        </w:tc>
+        <w:tc>
+          <w:tcPr>
+            <w:tcW w:w="1455" w:type="dxa"/>
+          </w:tcPr>
+          <w:p>
+            <w:pPr>
+              <w:jc w:val="center"/>
+            </w:pPr>
+            <w:r>
+              <w:t>534/1040/1</w:t>
+            </w:r>
+          </w:p>
+        </w:tc>
+        <w:tc>
+          <w:tcPr>
+            <w:tcW w:w="441" w:type="dxa"/>
+          </w:tcPr>
+          <w:p>
+            <w:r>
+              <w:t>от</w:t>
+            </w:r>
+          </w:p>
+        </w:tc>
+        <w:tc>
+          <w:tcPr>
+            <w:tcW w:w="1690" w:type="dxa"/>
+          </w:tcPr>
+          <w:p/>
+        </w:tc>
+      </w:tr>
+    </w:tbl>
     <w:p>
       <w:pPr>
         <w:spacing w:before="360" w:after="120"/>
@@ -537,7 +604,8 @@
       <w:tblGrid>
         <w:gridCol w:w="1720"/>
         <w:gridCol w:w="264"/>
-        <w:gridCol w:w="1134"/>
+        <w:gridCol w:w="1126"/>
+        <w:gridCol w:w="8"/>
         <w:gridCol w:w="1102"/>
         <w:gridCol w:w="1025"/>
         <w:gridCol w:w="364"/>
@@ -549,7 +617,7 @@
         <w:tc>
           <w:tcPr>
             <w:tcW w:w="3118" w:type="dxa"/>
-            <w:gridSpan w:val="3"/>
+            <w:gridSpan w:val="4"/>
             <w:tcBorders>
               <w:top w:val="nil"/>
               <w:left w:val="nil"/>
@@ -587,6 +655,7 @@
               <w:tabs>
                 <w:tab w:val="right" w:pos="9925"/>
               </w:tabs>
+              <w:jc w:val="center"/>
               <w:rPr>
                 <w:color w:val="000000"/>
               </w:rPr>
@@ -633,8 +702,32 @@
         </w:trPr>
         <w:tc>
           <w:tcPr>
-            <w:tcW w:w="9616" w:type="dxa"/>
-            <w:gridSpan w:val="8"/>
+            <w:tcW w:w="3110" w:type="dxa"/>
+            <w:gridSpan w:val="3"/>
+            <w:tcBorders>
+              <w:top w:val="nil"/>
+              <w:left w:val="nil"/>
+              <w:bottom w:val="nil"/>
+              <w:right w:val="nil"/>
+            </w:tcBorders>
+          </w:tcPr>
+          <w:p>
+            <w:pPr>
+              <w:tabs>
+                <w:tab w:val="right" w:pos="9925"/>
+              </w:tabs>
+              <w:jc w:val="center"/>
+              <w:rPr>
+                <w:sz w:val="20"/>
+                <w:szCs w:val="20"/>
+              </w:rPr>
+            </w:pPr>
+          </w:p>
+        </w:tc>
+        <w:tc>
+          <w:tcPr>
+            <w:tcW w:w="6506" w:type="dxa"/>
+            <w:gridSpan w:val="6"/>
             <w:tcBorders>
               <w:top w:val="nil"/>
               <w:left w:val="nil"/>
@@ -709,7 +802,7 @@
         <w:tc>
           <w:tcPr>
             <w:tcW w:w="5245" w:type="dxa"/>
-            <w:gridSpan w:val="5"/>
+            <w:gridSpan w:val="6"/>
             <w:tcBorders>
               <w:top w:val="nil"/>
               <w:left w:val="nil"/>
@@ -748,6 +841,7 @@
               <w:tabs>
                 <w:tab w:val="right" w:pos="9925"/>
               </w:tabs>
+              <w:jc w:val="center"/>
               <w:outlineLvl w:val="0"/>
             </w:pPr>
             <w:r>
@@ -792,7 +886,7 @@
         <w:tc>
           <w:tcPr>
             <w:tcW w:w="5245" w:type="dxa"/>
-            <w:gridSpan w:val="5"/>
+            <w:gridSpan w:val="6"/>
             <w:tcBorders>
               <w:top w:val="nil"/>
               <w:left w:val="nil"/>
@@ -881,7 +975,7 @@
         <w:tc>
           <w:tcPr>
             <w:tcW w:w="2236" w:type="dxa"/>
-            <w:gridSpan w:val="2"/>
+            <w:gridSpan w:val="3"/>
             <w:tcBorders>
               <w:top w:val="nil"/>
               <w:left w:val="nil"/>
@@ -895,6 +989,7 @@
               <w:tabs>
                 <w:tab w:val="right" w:pos="9925"/>
               </w:tabs>
+              <w:jc w:val="center"/>
             </w:pPr>
             <w:r>
               <w:rPr>
@@ -944,6 +1039,7 @@
               <w:tabs>
                 <w:tab w:val="right" w:pos="9925"/>
               </w:tabs>
+              <w:jc w:val="center"/>
             </w:pPr>
             <w:r>
               <w:rPr>
@@ -1007,7 +1103,7 @@
         <w:tc>
           <w:tcPr>
             <w:tcW w:w="2236" w:type="dxa"/>
-            <w:gridSpan w:val="2"/>
+            <w:gridSpan w:val="3"/>
             <w:tcBorders>
               <w:top w:val="single" w:sz="4" w:space="0" w:color="auto"/>
               <w:left w:val="nil"/>
@@ -1098,7 +1194,7 @@
         <w:tc>
           <w:tcPr>
             <w:tcW w:w="5609" w:type="dxa"/>
-            <w:gridSpan w:val="6"/>
+            <w:gridSpan w:val="7"/>
             <w:tcBorders>
               <w:top w:val="nil"/>
               <w:left w:val="nil"/>
@@ -1133,6 +1229,7 @@
               <w:tabs>
                 <w:tab w:val="right" w:pos="9925"/>
               </w:tabs>
+              <w:jc w:val="center"/>
             </w:pPr>
             <w:r>
               <w:rPr>
@@ -1174,7 +1271,7 @@
         <w:tc>
           <w:tcPr>
             <w:tcW w:w="5609" w:type="dxa"/>
-            <w:gridSpan w:val="6"/>
+            <w:gridSpan w:val="7"/>
             <w:tcBorders>
               <w:top w:val="nil"/>
               <w:left w:val="nil"/>
@@ -1274,7 +1371,7 @@
         <w:tc>
           <w:tcPr>
             <w:tcW w:w="7896" w:type="dxa"/>
-            <w:gridSpan w:val="7"/>
+            <w:gridSpan w:val="8"/>
             <w:tcBorders>
               <w:top w:val="nil"/>
               <w:left w:val="nil"/>
@@ -1355,12 +1452,38 @@
       </w:pPr>
       <w:r>
         <w:rPr>
+          <w:strike w:val="0"/>
+          <w:color w:val="000000"/>
+          <w:szCs w:val="28"/>
+          <w:lang w:val="en-US"/>
+        </w:rPr>
+        <w:t>принят (поступил) на работу</w:t>
+      </w:r>
+      <w:r>
+        <w:rPr>
           <w:strike/>
           <w:color w:val="000000"/>
           <w:szCs w:val="28"/>
           <w:lang w:val="en-US"/>
         </w:rPr>
-        <w:t>принят (поступил) на работу, уволен с работы (отчислен из образовательной организации)</w:t>
+        <w:t>,</w:t>
+      </w:r>
+      <w:r>
+        <w:rPr>
+          <w:color w:val="000000"/>
+          <w:szCs w:val="28"/>
+          <w:lang w:val="en-US"/>
+        </w:rPr>
+        <w:t xml:space="preserve"> </w:t>
+      </w:r>
+      <w:r>
+        <w:rPr>
+          <w:strike w:val="1"/>
+          <w:color w:val="000000"/>
+          <w:szCs w:val="28"/>
+          <w:lang w:val="en-US"/>
+        </w:rPr>
+        <w:t>уволен с работы (отчислен из образовательной организации)</w:t>
       </w:r>
     </w:p>
     <w:p>
@@ -1417,7 +1540,6 @@
     </w:p>
     <w:p>
       <w:pPr>
-        <w:spacing w:after="80"/>
         <w:jc w:val="center"/>
         <w:rPr>
           <w:color w:val="EE0000"/>
@@ -1561,15 +1683,15 @@
         <w:tblLook w:val="0000" w:firstRow="0" w:lastRow="0" w:firstColumn="0" w:lastColumn="0" w:noHBand="0" w:noVBand="0"/>
       </w:tblPr>
       <w:tblGrid>
-        <w:gridCol w:w="4678"/>
+        <w:gridCol w:w="4962"/>
+        <w:gridCol w:w="283"/>
+        <w:gridCol w:w="425"/>
+        <w:gridCol w:w="709"/>
         <w:gridCol w:w="284"/>
-        <w:gridCol w:w="567"/>
-        <w:gridCol w:w="567"/>
-        <w:gridCol w:w="567"/>
         <w:gridCol w:w="283"/>
         <w:gridCol w:w="1559"/>
-        <w:gridCol w:w="567"/>
-        <w:gridCol w:w="567"/>
+        <w:gridCol w:w="851"/>
+        <w:gridCol w:w="283"/>
         <w:gridCol w:w="284"/>
       </w:tblGrid>
       <w:tr>
@@ -1578,10 +1700,7 @@
         </w:trPr>
         <w:tc>
           <w:tcPr>
-            <w:tcW w:w="4678" w:type="dxa"/>
-            <w:tcBorders>
-              <w:right w:val="single" w:sz="4" w:space="0" w:color="auto"/>
-            </w:tcBorders>
+            <w:tcW w:w="4962" w:type="dxa"/>
             <w:vAlign w:val="bottom"/>
           </w:tcPr>
           <w:p/>
@@ -1593,16 +1712,10 @@
         </w:tc>
         <w:tc>
           <w:tcPr>
-            <w:tcW w:w="284" w:type="dxa"/>
-            <w:tcBorders>
-              <w:left w:val="single" w:sz="4" w:space="0" w:color="auto"/>
-            </w:tcBorders>
+            <w:tcW w:w="283" w:type="dxa"/>
             <w:vAlign w:val="bottom"/>
           </w:tcPr>
           <w:p>
-            <w:pPr>
-              <w:spacing w:line="259" w:lineRule="auto"/>
-            </w:pPr>
             <w:r>
               <w:t>№</w:t>
             </w:r>
@@ -1610,7 +1723,7 @@
         </w:tc>
         <w:tc>
           <w:tcPr>
-            <w:tcW w:w="567" w:type="dxa"/>
+            <w:tcW w:w="425" w:type="dxa"/>
             <w:tcMar>
               <w:top w:w="0" w:type="dxa"/>
               <w:left w:w="0" w:type="dxa"/>
@@ -1621,7 +1734,6 @@
           </w:tcPr>
           <w:p>
             <w:pPr>
-              <w:spacing w:line="204" w:lineRule="auto"/>
               <w:jc w:val="center"/>
             </w:pPr>
             <w:r>
@@ -1634,7 +1746,7 @@
         </w:tc>
         <w:tc>
           <w:tcPr>
-            <w:tcW w:w="567" w:type="dxa"/>
+            <w:tcW w:w="709" w:type="dxa"/>
             <w:vAlign w:val="bottom"/>
           </w:tcPr>
           <w:p>
@@ -1648,7 +1760,7 @@
         </w:tc>
         <w:tc>
           <w:tcPr>
-            <w:tcW w:w="567" w:type="dxa"/>
+            <w:tcW w:w="284" w:type="dxa"/>
             <w:tcMar>
               <w:top w:w="0" w:type="dxa"/>
               <w:left w:w="0" w:type="dxa"/>
@@ -1659,7 +1771,6 @@
           </w:tcPr>
           <w:p>
             <w:pPr>
-              <w:spacing w:line="204" w:lineRule="auto"/>
               <w:jc w:val="center"/>
             </w:pPr>
             <w:r>
@@ -1694,7 +1805,6 @@
           </w:tcPr>
           <w:p>
             <w:pPr>
-              <w:spacing w:line="204" w:lineRule="auto"/>
               <w:jc w:val="center"/>
             </w:pPr>
             <w:r>
@@ -1707,7 +1817,7 @@
         </w:tc>
         <w:tc>
           <w:tcPr>
-            <w:tcW w:w="567" w:type="dxa"/>
+            <w:tcW w:w="851" w:type="dxa"/>
             <w:vAlign w:val="bottom"/>
           </w:tcPr>
           <w:p>
@@ -1721,10 +1831,7 @@
         </w:tc>
         <w:tc>
           <w:tcPr>
-            <w:tcW w:w="567" w:type="dxa"/>
-            <w:tcBorders>
-              <w:right w:val="single" w:sz="4" w:space="0" w:color="auto"/>
-            </w:tcBorders>
+            <w:tcW w:w="283" w:type="dxa"/>
             <w:tcMar>
               <w:top w:w="0" w:type="dxa"/>
               <w:left w:w="0" w:type="dxa"/>
@@ -1735,7 +1842,6 @@
           </w:tcPr>
           <w:p>
             <w:pPr>
-              <w:spacing w:line="204" w:lineRule="auto"/>
               <w:jc w:val="center"/>
             </w:pPr>
             <w:r>
@@ -1749,14 +1855,10 @@
         <w:tc>
           <w:tcPr>
             <w:tcW w:w="284" w:type="dxa"/>
-            <w:tcBorders>
-              <w:left w:val="single" w:sz="4" w:space="0" w:color="auto"/>
-            </w:tcBorders>
             <w:vAlign w:val="bottom"/>
           </w:tcPr>
           <w:p>
             <w:pPr>
-              <w:spacing w:line="204" w:lineRule="auto"/>
               <w:jc w:val="center"/>
             </w:pPr>
             <w:r>
@@ -2041,6 +2143,7 @@
         <w:spacing w:after="300"/>
       </w:pPr>
       <w:r>
+        <w:lastRenderedPageBreak/>
         <w:t>Ответственный за военно-учетную работу</w:t>
       </w:r>
     </w:p>
